--- a/src/documents/2026/Dokumentumok listája_Új jelentkezők_2026.docx
+++ b/src/documents/2026/Dokumentumok listája_Új jelentkezők_2026.docx
@@ -2419,7 +2419,7 @@
         <w:rPr>
           <w:spacing w:val="-2"/>
         </w:rPr>
-        <w:t>. augusztus 15-ig.</w:t>
+        <w:t>. augusztus 5-ig.</w:t>
       </w:r>
     </w:p>
     <w:p>
